--- a/research-paper.docx
+++ b/research-paper.docx
@@ -698,7 +698,7 @@
         <w:rPr>
           <w:color w:val="3D3D3D"/>
         </w:rPr>
-        <w:t>This research project presents the design, development, and implementation of an Online Bus Ticket Booking System — a full-stack web application that enables passengers to search for available bus routes, select seats interactively, pay online, and manage their bookings through a personal dashboard. The system also provides a comprehensive administration panel for managing routes, buses, drivers, fleet, employees, and financial reporting.</w:t>
+        <w:t>This research project presents the design, development, and implementation of an Online Bus Ticket Booking System — a full-stack web application that enables passengers to search for available bus routes, select seats interactively, pay online, and manage their bookings through a personal dashboard. The system also provides a comprehensive administration panel for managing routes, buses, drivers, fleet, employees, financial reporting, staff attendance tracking, leave request management with a monthly calendar view, route stop configuration, and seasonal pricing rules.</w:t>
       </w:r>
     </w:p>
     <w:p>
@@ -720,7 +720,7 @@
         <w:rPr>
           <w:color w:val="3D3D3D"/>
         </w:rPr>
-        <w:t>, while SMS notifications are delivered via the Twilio API. The system supports twenty-four MongoDB collections covering booking operations, fleet management, human resources, loyalty programs, and analytics.</w:t>
+        <w:t>, while SMS notifications are delivered via the Twilio API. The system supports twenty-eight MongoDB collections covering booking operations, fleet management, human resources, attendance, leave management, route stops, pricing rules, loyalty programs, and analytics.</w:t>
       </w:r>
     </w:p>
     <w:p>
@@ -753,7 +753,7 @@
           <w:bCs/>
           <w:color w:val="3D3D3D"/>
         </w:rPr>
-        <w:t xml:space="preserve">Keywords: </w:t>
+        <w:t>Keywords: Bus Ticket Booking, Next.js, MongoDB, Web Application, Seat Selection, Payment Gateway, Fleet Management, Real-time Notification, Admin Panel, Attendance Management, Leave Management, Route Stops, Dynamic Pricing</w:t>
       </w:r>
       <w:r>
         <w:rPr>
@@ -761,7 +761,6 @@
           <w:iCs/>
           <w:color w:val="3D3D3D"/>
         </w:rPr>
-        <w:t>Bus Ticket Booking, Next.js, MongoDB, Web Application, Seat Selection, Payment Gateway, Fleet Management, Real-time Notification, Admin Panel</w:t>
       </w:r>
     </w:p>
     <w:p>
@@ -2054,6 +2053,986 @@
         </w:rPr>
         <w:tab/>
         <w:t>19</w:t>
+      </w:r>
+    </w:p>
+    <w:p/>
+    <w:p>
+      <w:r>
+        <w:rPr>
+          <w:b/>
+        </w:rPr>
+        <w:t>Attendance Collection</w:t>
+      </w:r>
+    </w:p>
+    <w:p>
+      <w:r>
+        <w:rPr>
+          <w:b w:val="0"/>
+        </w:rPr>
+        <w:t>The Attendance collection records the daily attendance status of each driver and employee. Each document represents one staff member's attendance for a specific date.</w:t>
+      </w:r>
+    </w:p>
+    <w:tbl>
+      <w:tblPr>
+        <w:tblW w:type="auto" w:w="0"/>
+        <w:tblLook w:firstColumn="1" w:firstRow="1" w:lastColumn="0" w:lastRow="0" w:noHBand="0" w:noVBand="1" w:val="04A0"/>
+      </w:tblPr>
+      <w:tblGrid>
+        <w:gridCol w:w="2616"/>
+        <w:gridCol w:w="2616"/>
+        <w:gridCol w:w="2616"/>
+        <w:gridCol w:w="2616"/>
+      </w:tblGrid>
+      <w:tr>
+        <w:tc>
+          <w:tcPr>
+            <w:tcW w:type="dxa" w:w="2616"/>
+          </w:tcPr>
+          <w:p>
+            <w:r>
+              <w:rPr>
+                <w:b/>
+              </w:rPr>
+              <w:t>Field</w:t>
+            </w:r>
+          </w:p>
+        </w:tc>
+        <w:tc>
+          <w:tcPr>
+            <w:tcW w:type="dxa" w:w="2616"/>
+          </w:tcPr>
+          <w:p>
+            <w:r>
+              <w:rPr>
+                <w:b/>
+              </w:rPr>
+              <w:t>Type</w:t>
+            </w:r>
+          </w:p>
+        </w:tc>
+        <w:tc>
+          <w:tcPr>
+            <w:tcW w:type="dxa" w:w="2616"/>
+          </w:tcPr>
+          <w:p>
+            <w:r>
+              <w:rPr>
+                <w:b/>
+              </w:rPr>
+              <w:t>Required</w:t>
+            </w:r>
+          </w:p>
+        </w:tc>
+        <w:tc>
+          <w:tcPr>
+            <w:tcW w:type="dxa" w:w="2616"/>
+          </w:tcPr>
+          <w:p>
+            <w:r>
+              <w:rPr>
+                <w:b/>
+              </w:rPr>
+              <w:t>Description</w:t>
+            </w:r>
+          </w:p>
+        </w:tc>
+      </w:tr>
+      <w:tr>
+        <w:tc>
+          <w:tcPr>
+            <w:tcW w:type="dxa" w:w="2616"/>
+          </w:tcPr>
+          <w:p>
+            <w:r>
+              <w:t>_id</w:t>
+            </w:r>
+          </w:p>
+        </w:tc>
+        <w:tc>
+          <w:tcPr>
+            <w:tcW w:type="dxa" w:w="2616"/>
+          </w:tcPr>
+          <w:p>
+            <w:r>
+              <w:t>ObjectId</w:t>
+            </w:r>
+          </w:p>
+        </w:tc>
+        <w:tc>
+          <w:tcPr>
+            <w:tcW w:type="dxa" w:w="2616"/>
+          </w:tcPr>
+          <w:p>
+            <w:r>
+              <w:t>Yes</w:t>
+            </w:r>
+          </w:p>
+        </w:tc>
+        <w:tc>
+          <w:tcPr>
+            <w:tcW w:type="dxa" w:w="2616"/>
+          </w:tcPr>
+          <w:p>
+            <w:r>
+              <w:t>Unique identifier (auto-generated by MongoDB)</w:t>
+            </w:r>
+          </w:p>
+        </w:tc>
+      </w:tr>
+      <w:tr>
+        <w:tc>
+          <w:tcPr>
+            <w:tcW w:type="dxa" w:w="2616"/>
+          </w:tcPr>
+          <w:p>
+            <w:r>
+              <w:t>staffId</w:t>
+            </w:r>
+          </w:p>
+        </w:tc>
+        <w:tc>
+          <w:tcPr>
+            <w:tcW w:type="dxa" w:w="2616"/>
+          </w:tcPr>
+          <w:p>
+            <w:r>
+              <w:t>ObjectId (ref: Driver/Employee)</w:t>
+            </w:r>
+          </w:p>
+        </w:tc>
+        <w:tc>
+          <w:tcPr>
+            <w:tcW w:type="dxa" w:w="2616"/>
+          </w:tcPr>
+          <w:p>
+            <w:r>
+              <w:t>Yes</w:t>
+            </w:r>
+          </w:p>
+        </w:tc>
+        <w:tc>
+          <w:tcPr>
+            <w:tcW w:type="dxa" w:w="2616"/>
+          </w:tcPr>
+          <w:p>
+            <w:r>
+              <w:t>Reference to the driver or employee record</w:t>
+            </w:r>
+          </w:p>
+        </w:tc>
+      </w:tr>
+      <w:tr>
+        <w:tc>
+          <w:tcPr>
+            <w:tcW w:type="dxa" w:w="2616"/>
+          </w:tcPr>
+          <w:p>
+            <w:r>
+              <w:t>staffType</w:t>
+            </w:r>
+          </w:p>
+        </w:tc>
+        <w:tc>
+          <w:tcPr>
+            <w:tcW w:type="dxa" w:w="2616"/>
+          </w:tcPr>
+          <w:p>
+            <w:r>
+              <w:t>String</w:t>
+            </w:r>
+          </w:p>
+        </w:tc>
+        <w:tc>
+          <w:tcPr>
+            <w:tcW w:type="dxa" w:w="2616"/>
+          </w:tcPr>
+          <w:p>
+            <w:r>
+              <w:t>Yes</w:t>
+            </w:r>
+          </w:p>
+        </w:tc>
+        <w:tc>
+          <w:tcPr>
+            <w:tcW w:type="dxa" w:w="2616"/>
+          </w:tcPr>
+          <w:p>
+            <w:r>
+              <w:t>Type of staff: "driver" or "employee"</w:t>
+            </w:r>
+          </w:p>
+        </w:tc>
+      </w:tr>
+      <w:tr>
+        <w:tc>
+          <w:tcPr>
+            <w:tcW w:type="dxa" w:w="2616"/>
+          </w:tcPr>
+          <w:p>
+            <w:r>
+              <w:t>date</w:t>
+            </w:r>
+          </w:p>
+        </w:tc>
+        <w:tc>
+          <w:tcPr>
+            <w:tcW w:type="dxa" w:w="2616"/>
+          </w:tcPr>
+          <w:p>
+            <w:r>
+              <w:t>Date</w:t>
+            </w:r>
+          </w:p>
+        </w:tc>
+        <w:tc>
+          <w:tcPr>
+            <w:tcW w:type="dxa" w:w="2616"/>
+          </w:tcPr>
+          <w:p>
+            <w:r>
+              <w:t>Yes</w:t>
+            </w:r>
+          </w:p>
+        </w:tc>
+        <w:tc>
+          <w:tcPr>
+            <w:tcW w:type="dxa" w:w="2616"/>
+          </w:tcPr>
+          <w:p>
+            <w:r>
+              <w:t>The date this attendance record applies to</w:t>
+            </w:r>
+          </w:p>
+        </w:tc>
+      </w:tr>
+      <w:tr>
+        <w:tc>
+          <w:tcPr>
+            <w:tcW w:type="dxa" w:w="2616"/>
+          </w:tcPr>
+          <w:p>
+            <w:r>
+              <w:t>status</w:t>
+            </w:r>
+          </w:p>
+        </w:tc>
+        <w:tc>
+          <w:tcPr>
+            <w:tcW w:type="dxa" w:w="2616"/>
+          </w:tcPr>
+          <w:p>
+            <w:r>
+              <w:t>String</w:t>
+            </w:r>
+          </w:p>
+        </w:tc>
+        <w:tc>
+          <w:tcPr>
+            <w:tcW w:type="dxa" w:w="2616"/>
+          </w:tcPr>
+          <w:p>
+            <w:r>
+              <w:t>Yes</w:t>
+            </w:r>
+          </w:p>
+        </w:tc>
+        <w:tc>
+          <w:tcPr>
+            <w:tcW w:type="dxa" w:w="2616"/>
+          </w:tcPr>
+          <w:p>
+            <w:r>
+              <w:t>Attendance status: "present", "absent", "late", or "on_leave"</w:t>
+            </w:r>
+          </w:p>
+        </w:tc>
+      </w:tr>
+      <w:tr>
+        <w:tc>
+          <w:tcPr>
+            <w:tcW w:type="dxa" w:w="2616"/>
+          </w:tcPr>
+          <w:p>
+            <w:r>
+              <w:t>notes</w:t>
+            </w:r>
+          </w:p>
+        </w:tc>
+        <w:tc>
+          <w:tcPr>
+            <w:tcW w:type="dxa" w:w="2616"/>
+          </w:tcPr>
+          <w:p>
+            <w:r>
+              <w:t>String</w:t>
+            </w:r>
+          </w:p>
+        </w:tc>
+        <w:tc>
+          <w:tcPr>
+            <w:tcW w:type="dxa" w:w="2616"/>
+          </w:tcPr>
+          <w:p>
+            <w:r>
+              <w:t>No</w:t>
+            </w:r>
+          </w:p>
+        </w:tc>
+        <w:tc>
+          <w:tcPr>
+            <w:tcW w:type="dxa" w:w="2616"/>
+          </w:tcPr>
+          <w:p>
+            <w:r>
+              <w:t>Optional administrative notes about this attendance record</w:t>
+            </w:r>
+          </w:p>
+        </w:tc>
+      </w:tr>
+      <w:tr>
+        <w:tc>
+          <w:tcPr>
+            <w:tcW w:type="dxa" w:w="2616"/>
+          </w:tcPr>
+          <w:p>
+            <w:r>
+              <w:t>createdAt</w:t>
+            </w:r>
+          </w:p>
+        </w:tc>
+        <w:tc>
+          <w:tcPr>
+            <w:tcW w:type="dxa" w:w="2616"/>
+          </w:tcPr>
+          <w:p>
+            <w:r>
+              <w:t>Date</w:t>
+            </w:r>
+          </w:p>
+        </w:tc>
+        <w:tc>
+          <w:tcPr>
+            <w:tcW w:type="dxa" w:w="2616"/>
+          </w:tcPr>
+          <w:p>
+            <w:r>
+              <w:t>Yes</w:t>
+            </w:r>
+          </w:p>
+        </w:tc>
+        <w:tc>
+          <w:tcPr>
+            <w:tcW w:type="dxa" w:w="2616"/>
+          </w:tcPr>
+          <w:p>
+            <w:r>
+              <w:t>Timestamp of record creation</w:t>
+            </w:r>
+          </w:p>
+        </w:tc>
+      </w:tr>
+    </w:tbl>
+    <w:p>
+      <w:r>
+        <w:rPr>
+          <w:b w:val="0"/>
+        </w:rPr>
+        <w:t>Table 2.7 — Data Dictionary: Attendance Collection</w:t>
+      </w:r>
+    </w:p>
+    <w:p/>
+    <w:p>
+      <w:r>
+        <w:rPr>
+          <w:b/>
+        </w:rPr>
+        <w:t>LeaveRequest Collection</w:t>
+      </w:r>
+    </w:p>
+    <w:p>
+      <w:r>
+        <w:rPr>
+          <w:b w:val="0"/>
+        </w:rPr>
+        <w:t>The LeaveRequest collection manages leave applications for drivers and employees. Each document tracks the requested period, leave type, approval status, and any administrative notes provided during review.</w:t>
+      </w:r>
+    </w:p>
+    <w:tbl>
+      <w:tblPr>
+        <w:tblW w:type="auto" w:w="0"/>
+        <w:tblLook w:firstColumn="1" w:firstRow="1" w:lastColumn="0" w:lastRow="0" w:noHBand="0" w:noVBand="1" w:val="04A0"/>
+      </w:tblPr>
+      <w:tblGrid>
+        <w:gridCol w:w="2616"/>
+        <w:gridCol w:w="2616"/>
+        <w:gridCol w:w="2616"/>
+        <w:gridCol w:w="2616"/>
+      </w:tblGrid>
+      <w:tr>
+        <w:tc>
+          <w:tcPr>
+            <w:tcW w:type="dxa" w:w="2616"/>
+          </w:tcPr>
+          <w:p>
+            <w:r>
+              <w:rPr>
+                <w:b/>
+              </w:rPr>
+              <w:t>Field</w:t>
+            </w:r>
+          </w:p>
+        </w:tc>
+        <w:tc>
+          <w:tcPr>
+            <w:tcW w:type="dxa" w:w="2616"/>
+          </w:tcPr>
+          <w:p>
+            <w:r>
+              <w:rPr>
+                <w:b/>
+              </w:rPr>
+              <w:t>Type</w:t>
+            </w:r>
+          </w:p>
+        </w:tc>
+        <w:tc>
+          <w:tcPr>
+            <w:tcW w:type="dxa" w:w="2616"/>
+          </w:tcPr>
+          <w:p>
+            <w:r>
+              <w:rPr>
+                <w:b/>
+              </w:rPr>
+              <w:t>Required</w:t>
+            </w:r>
+          </w:p>
+        </w:tc>
+        <w:tc>
+          <w:tcPr>
+            <w:tcW w:type="dxa" w:w="2616"/>
+          </w:tcPr>
+          <w:p>
+            <w:r>
+              <w:rPr>
+                <w:b/>
+              </w:rPr>
+              <w:t>Description</w:t>
+            </w:r>
+          </w:p>
+        </w:tc>
+      </w:tr>
+      <w:tr>
+        <w:tc>
+          <w:tcPr>
+            <w:tcW w:type="dxa" w:w="2616"/>
+          </w:tcPr>
+          <w:p>
+            <w:r>
+              <w:t>_id</w:t>
+            </w:r>
+          </w:p>
+        </w:tc>
+        <w:tc>
+          <w:tcPr>
+            <w:tcW w:type="dxa" w:w="2616"/>
+          </w:tcPr>
+          <w:p>
+            <w:r>
+              <w:t>ObjectId</w:t>
+            </w:r>
+          </w:p>
+        </w:tc>
+        <w:tc>
+          <w:tcPr>
+            <w:tcW w:type="dxa" w:w="2616"/>
+          </w:tcPr>
+          <w:p>
+            <w:r>
+              <w:t>Yes</w:t>
+            </w:r>
+          </w:p>
+        </w:tc>
+        <w:tc>
+          <w:tcPr>
+            <w:tcW w:type="dxa" w:w="2616"/>
+          </w:tcPr>
+          <w:p>
+            <w:r>
+              <w:t>Unique leave request identifier</w:t>
+            </w:r>
+          </w:p>
+        </w:tc>
+      </w:tr>
+      <w:tr>
+        <w:tc>
+          <w:tcPr>
+            <w:tcW w:type="dxa" w:w="2616"/>
+          </w:tcPr>
+          <w:p>
+            <w:r>
+              <w:t>staffId</w:t>
+            </w:r>
+          </w:p>
+        </w:tc>
+        <w:tc>
+          <w:tcPr>
+            <w:tcW w:type="dxa" w:w="2616"/>
+          </w:tcPr>
+          <w:p>
+            <w:r>
+              <w:t>ObjectId (ref: Driver/Employee)</w:t>
+            </w:r>
+          </w:p>
+        </w:tc>
+        <w:tc>
+          <w:tcPr>
+            <w:tcW w:type="dxa" w:w="2616"/>
+          </w:tcPr>
+          <w:p>
+            <w:r>
+              <w:t>Yes</w:t>
+            </w:r>
+          </w:p>
+        </w:tc>
+        <w:tc>
+          <w:tcPr>
+            <w:tcW w:type="dxa" w:w="2616"/>
+          </w:tcPr>
+          <w:p>
+            <w:r>
+              <w:t>Reference to the driver or employee</w:t>
+            </w:r>
+          </w:p>
+        </w:tc>
+      </w:tr>
+      <w:tr>
+        <w:tc>
+          <w:tcPr>
+            <w:tcW w:type="dxa" w:w="2616"/>
+          </w:tcPr>
+          <w:p>
+            <w:r>
+              <w:t>staffType</w:t>
+            </w:r>
+          </w:p>
+        </w:tc>
+        <w:tc>
+          <w:tcPr>
+            <w:tcW w:type="dxa" w:w="2616"/>
+          </w:tcPr>
+          <w:p>
+            <w:r>
+              <w:t>String</w:t>
+            </w:r>
+          </w:p>
+        </w:tc>
+        <w:tc>
+          <w:tcPr>
+            <w:tcW w:type="dxa" w:w="2616"/>
+          </w:tcPr>
+          <w:p>
+            <w:r>
+              <w:t>Yes</w:t>
+            </w:r>
+          </w:p>
+        </w:tc>
+        <w:tc>
+          <w:tcPr>
+            <w:tcW w:type="dxa" w:w="2616"/>
+          </w:tcPr>
+          <w:p>
+            <w:r>
+              <w:t>Type of staff: "driver" or "employee"</w:t>
+            </w:r>
+          </w:p>
+        </w:tc>
+      </w:tr>
+      <w:tr>
+        <w:tc>
+          <w:tcPr>
+            <w:tcW w:type="dxa" w:w="2616"/>
+          </w:tcPr>
+          <w:p>
+            <w:r>
+              <w:t>leaveType</w:t>
+            </w:r>
+          </w:p>
+        </w:tc>
+        <w:tc>
+          <w:tcPr>
+            <w:tcW w:type="dxa" w:w="2616"/>
+          </w:tcPr>
+          <w:p>
+            <w:r>
+              <w:t>String</w:t>
+            </w:r>
+          </w:p>
+        </w:tc>
+        <w:tc>
+          <w:tcPr>
+            <w:tcW w:type="dxa" w:w="2616"/>
+          </w:tcPr>
+          <w:p>
+            <w:r>
+              <w:t>Yes</w:t>
+            </w:r>
+          </w:p>
+        </w:tc>
+        <w:tc>
+          <w:tcPr>
+            <w:tcW w:type="dxa" w:w="2616"/>
+          </w:tcPr>
+          <w:p>
+            <w:r>
+              <w:t>Leave category: "annual", "sick", "emergency", "unpaid", "maternity", or "other"</w:t>
+            </w:r>
+          </w:p>
+        </w:tc>
+      </w:tr>
+      <w:tr>
+        <w:tc>
+          <w:tcPr>
+            <w:tcW w:type="dxa" w:w="2616"/>
+          </w:tcPr>
+          <w:p>
+            <w:r>
+              <w:t>startDate</w:t>
+            </w:r>
+          </w:p>
+        </w:tc>
+        <w:tc>
+          <w:tcPr>
+            <w:tcW w:type="dxa" w:w="2616"/>
+          </w:tcPr>
+          <w:p>
+            <w:r>
+              <w:t>Date</w:t>
+            </w:r>
+          </w:p>
+        </w:tc>
+        <w:tc>
+          <w:tcPr>
+            <w:tcW w:type="dxa" w:w="2616"/>
+          </w:tcPr>
+          <w:p>
+            <w:r>
+              <w:t>Yes</w:t>
+            </w:r>
+          </w:p>
+        </w:tc>
+        <w:tc>
+          <w:tcPr>
+            <w:tcW w:type="dxa" w:w="2616"/>
+          </w:tcPr>
+          <w:p>
+            <w:r>
+              <w:t>First day of the leave period</w:t>
+            </w:r>
+          </w:p>
+        </w:tc>
+      </w:tr>
+      <w:tr>
+        <w:tc>
+          <w:tcPr>
+            <w:tcW w:type="dxa" w:w="2616"/>
+          </w:tcPr>
+          <w:p>
+            <w:r>
+              <w:t>endDate</w:t>
+            </w:r>
+          </w:p>
+        </w:tc>
+        <w:tc>
+          <w:tcPr>
+            <w:tcW w:type="dxa" w:w="2616"/>
+          </w:tcPr>
+          <w:p>
+            <w:r>
+              <w:t>Date</w:t>
+            </w:r>
+          </w:p>
+        </w:tc>
+        <w:tc>
+          <w:tcPr>
+            <w:tcW w:type="dxa" w:w="2616"/>
+          </w:tcPr>
+          <w:p>
+            <w:r>
+              <w:t>Yes</w:t>
+            </w:r>
+          </w:p>
+        </w:tc>
+        <w:tc>
+          <w:tcPr>
+            <w:tcW w:type="dxa" w:w="2616"/>
+          </w:tcPr>
+          <w:p>
+            <w:r>
+              <w:t>Last day of the leave period</w:t>
+            </w:r>
+          </w:p>
+        </w:tc>
+      </w:tr>
+      <w:tr>
+        <w:tc>
+          <w:tcPr>
+            <w:tcW w:type="dxa" w:w="2616"/>
+          </w:tcPr>
+          <w:p>
+            <w:r>
+              <w:t>days</w:t>
+            </w:r>
+          </w:p>
+        </w:tc>
+        <w:tc>
+          <w:tcPr>
+            <w:tcW w:type="dxa" w:w="2616"/>
+          </w:tcPr>
+          <w:p>
+            <w:r>
+              <w:t>Number</w:t>
+            </w:r>
+          </w:p>
+        </w:tc>
+        <w:tc>
+          <w:tcPr>
+            <w:tcW w:type="dxa" w:w="2616"/>
+          </w:tcPr>
+          <w:p>
+            <w:r>
+              <w:t>Yes</w:t>
+            </w:r>
+          </w:p>
+        </w:tc>
+        <w:tc>
+          <w:tcPr>
+            <w:tcW w:type="dxa" w:w="2616"/>
+          </w:tcPr>
+          <w:p>
+            <w:r>
+              <w:t>Total calendar days covered by the leave</w:t>
+            </w:r>
+          </w:p>
+        </w:tc>
+      </w:tr>
+      <w:tr>
+        <w:tc>
+          <w:tcPr>
+            <w:tcW w:type="dxa" w:w="2616"/>
+          </w:tcPr>
+          <w:p>
+            <w:r>
+              <w:t>reason</w:t>
+            </w:r>
+          </w:p>
+        </w:tc>
+        <w:tc>
+          <w:tcPr>
+            <w:tcW w:type="dxa" w:w="2616"/>
+          </w:tcPr>
+          <w:p>
+            <w:r>
+              <w:t>String</w:t>
+            </w:r>
+          </w:p>
+        </w:tc>
+        <w:tc>
+          <w:tcPr>
+            <w:tcW w:type="dxa" w:w="2616"/>
+          </w:tcPr>
+          <w:p>
+            <w:r>
+              <w:t>Yes</w:t>
+            </w:r>
+          </w:p>
+        </w:tc>
+        <w:tc>
+          <w:tcPr>
+            <w:tcW w:type="dxa" w:w="2616"/>
+          </w:tcPr>
+          <w:p>
+            <w:r>
+              <w:t>Staff-provided reason for the leave request</w:t>
+            </w:r>
+          </w:p>
+        </w:tc>
+      </w:tr>
+      <w:tr>
+        <w:tc>
+          <w:tcPr>
+            <w:tcW w:type="dxa" w:w="2616"/>
+          </w:tcPr>
+          <w:p>
+            <w:r>
+              <w:t>status</w:t>
+            </w:r>
+          </w:p>
+        </w:tc>
+        <w:tc>
+          <w:tcPr>
+            <w:tcW w:type="dxa" w:w="2616"/>
+          </w:tcPr>
+          <w:p>
+            <w:r>
+              <w:t>String</w:t>
+            </w:r>
+          </w:p>
+        </w:tc>
+        <w:tc>
+          <w:tcPr>
+            <w:tcW w:type="dxa" w:w="2616"/>
+          </w:tcPr>
+          <w:p>
+            <w:r>
+              <w:t>Yes</w:t>
+            </w:r>
+          </w:p>
+        </w:tc>
+        <w:tc>
+          <w:tcPr>
+            <w:tcW w:type="dxa" w:w="2616"/>
+          </w:tcPr>
+          <w:p>
+            <w:r>
+              <w:t>Current status: "pending", "approved", "rejected", or "cancelled"</w:t>
+            </w:r>
+          </w:p>
+        </w:tc>
+      </w:tr>
+      <w:tr>
+        <w:tc>
+          <w:tcPr>
+            <w:tcW w:type="dxa" w:w="2616"/>
+          </w:tcPr>
+          <w:p>
+            <w:r>
+              <w:t>adminNote</w:t>
+            </w:r>
+          </w:p>
+        </w:tc>
+        <w:tc>
+          <w:tcPr>
+            <w:tcW w:type="dxa" w:w="2616"/>
+          </w:tcPr>
+          <w:p>
+            <w:r>
+              <w:t>String</w:t>
+            </w:r>
+          </w:p>
+        </w:tc>
+        <w:tc>
+          <w:tcPr>
+            <w:tcW w:type="dxa" w:w="2616"/>
+          </w:tcPr>
+          <w:p>
+            <w:r>
+              <w:t>No</w:t>
+            </w:r>
+          </w:p>
+        </w:tc>
+        <w:tc>
+          <w:tcPr>
+            <w:tcW w:type="dxa" w:w="2616"/>
+          </w:tcPr>
+          <w:p>
+            <w:r>
+              <w:t>Optional note added by the administrator during review</w:t>
+            </w:r>
+          </w:p>
+        </w:tc>
+      </w:tr>
+      <w:tr>
+        <w:tc>
+          <w:tcPr>
+            <w:tcW w:type="dxa" w:w="2616"/>
+          </w:tcPr>
+          <w:p>
+            <w:r>
+              <w:t>reviewedAt</w:t>
+            </w:r>
+          </w:p>
+        </w:tc>
+        <w:tc>
+          <w:tcPr>
+            <w:tcW w:type="dxa" w:w="2616"/>
+          </w:tcPr>
+          <w:p>
+            <w:r>
+              <w:t>Date</w:t>
+            </w:r>
+          </w:p>
+        </w:tc>
+        <w:tc>
+          <w:tcPr>
+            <w:tcW w:type="dxa" w:w="2616"/>
+          </w:tcPr>
+          <w:p>
+            <w:r>
+              <w:t>No</w:t>
+            </w:r>
+          </w:p>
+        </w:tc>
+        <w:tc>
+          <w:tcPr>
+            <w:tcW w:type="dxa" w:w="2616"/>
+          </w:tcPr>
+          <w:p>
+            <w:r>
+              <w:t>Timestamp when the leave was approved or rejected</w:t>
+            </w:r>
+          </w:p>
+        </w:tc>
+      </w:tr>
+      <w:tr>
+        <w:tc>
+          <w:tcPr>
+            <w:tcW w:type="dxa" w:w="2616"/>
+          </w:tcPr>
+          <w:p>
+            <w:r>
+              <w:t>createdAt</w:t>
+            </w:r>
+          </w:p>
+        </w:tc>
+        <w:tc>
+          <w:tcPr>
+            <w:tcW w:type="dxa" w:w="2616"/>
+          </w:tcPr>
+          <w:p>
+            <w:r>
+              <w:t>Date</w:t>
+            </w:r>
+          </w:p>
+        </w:tc>
+        <w:tc>
+          <w:tcPr>
+            <w:tcW w:type="dxa" w:w="2616"/>
+          </w:tcPr>
+          <w:p>
+            <w:r>
+              <w:t>Yes</w:t>
+            </w:r>
+          </w:p>
+        </w:tc>
+        <w:tc>
+          <w:tcPr>
+            <w:tcW w:type="dxa" w:w="2616"/>
+          </w:tcPr>
+          <w:p>
+            <w:r>
+              <w:t>Timestamp of record creation</w:t>
+            </w:r>
+          </w:p>
+        </w:tc>
+      </w:tr>
+    </w:tbl>
+    <w:p>
+      <w:r>
+        <w:rPr>
+          <w:b w:val="0"/>
+        </w:rPr>
+        <w:t>Table 2.8 — Data Dictionary: LeaveRequest Collection</w:t>
       </w:r>
     </w:p>
     <w:p>
@@ -4053,6 +5032,22 @@
       </w:r>
     </w:p>
     <w:p>
+      <w:r>
+        <w:rPr>
+          <w:b w:val="0"/>
+        </w:rPr>
+        <w:t>9. To implement a staff attendance and leave request management system that allows administrators to track daily attendance, process leave applications through an approval workflow, and visualize leave patterns using an interactive monthly calendar view.</w:t>
+      </w:r>
+    </w:p>
+    <w:p>
+      <w:r>
+        <w:rPr>
+          <w:b w:val="0"/>
+        </w:rPr>
+        <w:t>10. To introduce route stop management and seasonal pricing rules that allow operators to define intermediate boarding and dropping points along routes and apply configurable price multipliers during peak-season date ranges.</w:t>
+      </w:r>
+    </w:p>
+    <w:p>
       <w:pPr>
         <w:spacing w:before="400"/>
       </w:pPr>
@@ -4218,13 +5213,12 @@
           <w:bCs/>
           <w:color w:val="3D3D3D"/>
         </w:rPr>
-        <w:t>Admin-facing features:</w:t>
-      </w:r>
-      <w:r>
-        <w:rPr>
-          <w:color w:val="3D3D3D"/>
-        </w:rPr>
-        <w:t xml:space="preserve"> route and bus management, driver and fleet management, employee and payroll management, booking and user management, check-in system, ratings moderation, lost-and-found management, promo code management, analytics and financial reporting, multi-channel announcements, audit logs, and system settings.</w:t>
+        <w:t>Admin-facing features: route and bus management, driver and fleet management, employee and payroll management, booking and user management, staff attendance tracking, leave request management with calendar view, route stop configuration, seasonal and dynamic pricing rules, check-in system, ratings moderation, lost-and-found management, promo code management, analytics and financial reporting, multi-channel announcements, audit logs, and system settings.</w:t>
+      </w:r>
+      <w:r>
+        <w:rPr>
+          <w:color w:val="3D3D3D"/>
+        </w:rPr>
       </w:r>
     </w:p>
     <w:p>
@@ -6087,6 +7081,174 @@
           </w:p>
         </w:tc>
       </w:tr>
+      <w:tr>
+        <w:tc>
+          <w:tcPr>
+            <w:tcW w:type="dxa" w:w="470"/>
+          </w:tcPr>
+          <w:p>
+            <w:r>
+              <w:t>FR-19</w:t>
+            </w:r>
+          </w:p>
+        </w:tc>
+        <w:tc>
+          <w:tcPr>
+            <w:tcW w:type="dxa" w:w="1209"/>
+          </w:tcPr>
+          <w:p>
+            <w:r>
+              <w:t>Attendance</w:t>
+            </w:r>
+          </w:p>
+        </w:tc>
+        <w:tc>
+          <w:tcPr>
+            <w:tcW w:type="dxa" w:w="8078"/>
+          </w:tcPr>
+          <w:p>
+            <w:r>
+              <w:t>The system shall allow administrators to record and manage daily attendance for drivers and employees, with status options: Present, Absent, Late, or On Leave.</w:t>
+            </w:r>
+          </w:p>
+        </w:tc>
+        <w:tc>
+          <w:tcPr>
+            <w:tcW w:type="dxa" w:w="698"/>
+          </w:tcPr>
+          <w:p>
+            <w:r>
+              <w:t>Medium</w:t>
+            </w:r>
+          </w:p>
+        </w:tc>
+      </w:tr>
+      <w:tr>
+        <w:tc>
+          <w:tcPr>
+            <w:tcW w:type="dxa" w:w="470"/>
+          </w:tcPr>
+          <w:p>
+            <w:r>
+              <w:t>FR-20</w:t>
+            </w:r>
+          </w:p>
+        </w:tc>
+        <w:tc>
+          <w:tcPr>
+            <w:tcW w:type="dxa" w:w="1209"/>
+          </w:tcPr>
+          <w:p>
+            <w:r>
+              <w:t>Leave Management</w:t>
+            </w:r>
+          </w:p>
+        </w:tc>
+        <w:tc>
+          <w:tcPr>
+            <w:tcW w:type="dxa" w:w="8078"/>
+          </w:tcPr>
+          <w:p>
+            <w:r>
+              <w:t>The system shall provide a leave request workflow for creating, approving, rejecting, and cancelling leave requests. A monthly calendar view shall display leave periods as color-coded bars by status (Pending=amber, Approved=emerald, Rejected=red).</w:t>
+            </w:r>
+          </w:p>
+        </w:tc>
+        <w:tc>
+          <w:tcPr>
+            <w:tcW w:type="dxa" w:w="698"/>
+          </w:tcPr>
+          <w:p>
+            <w:r>
+              <w:t>Medium</w:t>
+            </w:r>
+          </w:p>
+        </w:tc>
+      </w:tr>
+      <w:tr>
+        <w:tc>
+          <w:tcPr>
+            <w:tcW w:type="dxa" w:w="470"/>
+          </w:tcPr>
+          <w:p>
+            <w:r>
+              <w:t>FR-21</w:t>
+            </w:r>
+          </w:p>
+        </w:tc>
+        <w:tc>
+          <w:tcPr>
+            <w:tcW w:type="dxa" w:w="1209"/>
+          </w:tcPr>
+          <w:p>
+            <w:r>
+              <w:t>Route Stops</w:t>
+            </w:r>
+          </w:p>
+        </w:tc>
+        <w:tc>
+          <w:tcPr>
+            <w:tcW w:type="dxa" w:w="8078"/>
+          </w:tcPr>
+          <w:p>
+            <w:r>
+              <w:t>The system shall allow administrators to define intermediate boarding and dropping stops along each route, enabling passengers to select their preferred stop during booking.</w:t>
+            </w:r>
+          </w:p>
+        </w:tc>
+        <w:tc>
+          <w:tcPr>
+            <w:tcW w:type="dxa" w:w="698"/>
+          </w:tcPr>
+          <w:p>
+            <w:r>
+              <w:t>Medium</w:t>
+            </w:r>
+          </w:p>
+        </w:tc>
+      </w:tr>
+      <w:tr>
+        <w:tc>
+          <w:tcPr>
+            <w:tcW w:type="dxa" w:w="470"/>
+          </w:tcPr>
+          <w:p>
+            <w:r>
+              <w:t>FR-22</w:t>
+            </w:r>
+          </w:p>
+        </w:tc>
+        <w:tc>
+          <w:tcPr>
+            <w:tcW w:type="dxa" w:w="1209"/>
+          </w:tcPr>
+          <w:p>
+            <w:r>
+              <w:t>Pricing Rules</w:t>
+            </w:r>
+          </w:p>
+        </w:tc>
+        <w:tc>
+          <w:tcPr>
+            <w:tcW w:type="dxa" w:w="8078"/>
+          </w:tcPr>
+          <w:p>
+            <w:r>
+              <w:t>The system shall support seasonal pricing rules that apply a configurable price multiplier to bus schedules within a defined date range (e.g., 1.5x for peak seasons).</w:t>
+            </w:r>
+          </w:p>
+        </w:tc>
+        <w:tc>
+          <w:tcPr>
+            <w:tcW w:type="dxa" w:w="698"/>
+          </w:tcPr>
+          <w:p>
+            <w:r>
+              <w:t>Medium</w:t>
+            </w:r>
+          </w:p>
+        </w:tc>
+      </w:tr>
     </w:tbl>
     <w:p>
       <w:pPr>
@@ -8224,6 +9386,134 @@
                 <w:szCs w:val="20"/>
               </w:rPr>
               <w:t>Configure system settings including payment gateway keys, SMS credentials, and booking rules.</w:t>
+            </w:r>
+          </w:p>
+        </w:tc>
+      </w:tr>
+      <w:tr>
+        <w:tc>
+          <w:tcPr>
+            <w:tcW w:type="dxa" w:w="820"/>
+          </w:tcPr>
+          <w:p>
+            <w:r>
+              <w:t>Admin</w:t>
+            </w:r>
+          </w:p>
+        </w:tc>
+        <w:tc>
+          <w:tcPr>
+            <w:tcW w:type="dxa" w:w="1570"/>
+          </w:tcPr>
+          <w:p>
+            <w:r>
+              <w:t>Manage Attendance</w:t>
+            </w:r>
+          </w:p>
+        </w:tc>
+        <w:tc>
+          <w:tcPr>
+            <w:tcW w:type="dxa" w:w="8065"/>
+          </w:tcPr>
+          <w:p>
+            <w:r>
+              <w:t>Record and review daily attendance for drivers and employees; generate monthly reports.</w:t>
+            </w:r>
+          </w:p>
+        </w:tc>
+      </w:tr>
+      <w:tr>
+        <w:tc>
+          <w:tcPr>
+            <w:tcW w:type="dxa" w:w="820"/>
+          </w:tcPr>
+          <w:p>
+            <w:r>
+              <w:t>Admin</w:t>
+            </w:r>
+          </w:p>
+        </w:tc>
+        <w:tc>
+          <w:tcPr>
+            <w:tcW w:type="dxa" w:w="1570"/>
+          </w:tcPr>
+          <w:p>
+            <w:r>
+              <w:t>Manage Leave Requests</w:t>
+            </w:r>
+          </w:p>
+        </w:tc>
+        <w:tc>
+          <w:tcPr>
+            <w:tcW w:type="dxa" w:w="8065"/>
+          </w:tcPr>
+          <w:p>
+            <w:r>
+              <w:t>Create, approve, reject, and cancel leave requests; view leave periods in a monthly calendar with color-coded status indicators and day-detail side panel.</w:t>
+            </w:r>
+          </w:p>
+        </w:tc>
+      </w:tr>
+      <w:tr>
+        <w:tc>
+          <w:tcPr>
+            <w:tcW w:type="dxa" w:w="820"/>
+          </w:tcPr>
+          <w:p>
+            <w:r>
+              <w:t>Admin</w:t>
+            </w:r>
+          </w:p>
+        </w:tc>
+        <w:tc>
+          <w:tcPr>
+            <w:tcW w:type="dxa" w:w="1570"/>
+          </w:tcPr>
+          <w:p>
+            <w:r>
+              <w:t>Manage Route Stops</w:t>
+            </w:r>
+          </w:p>
+        </w:tc>
+        <w:tc>
+          <w:tcPr>
+            <w:tcW w:type="dxa" w:w="8065"/>
+          </w:tcPr>
+          <w:p>
+            <w:r>
+              <w:t>Define ordered intermediate stops along routes for use as boarding and dropping options during booking.</w:t>
+            </w:r>
+          </w:p>
+        </w:tc>
+      </w:tr>
+      <w:tr>
+        <w:tc>
+          <w:tcPr>
+            <w:tcW w:type="dxa" w:w="820"/>
+          </w:tcPr>
+          <w:p>
+            <w:r>
+              <w:t>Admin</w:t>
+            </w:r>
+          </w:p>
+        </w:tc>
+        <w:tc>
+          <w:tcPr>
+            <w:tcW w:type="dxa" w:w="1570"/>
+          </w:tcPr>
+          <w:p>
+            <w:r>
+              <w:t>Manage Pricing Rules</w:t>
+            </w:r>
+          </w:p>
+        </w:tc>
+        <w:tc>
+          <w:tcPr>
+            <w:tcW w:type="dxa" w:w="8065"/>
+          </w:tcPr>
+          <w:p>
+            <w:r>
+              <w:t>Configure seasonal price multipliers applied to bus schedules during defined peak-period date ranges.</w:t>
             </w:r>
           </w:p>
         </w:tc>
@@ -14624,6 +15914,54 @@
       </w:r>
     </w:p>
     <w:p>
+      <w:r>
+        <w:rPr>
+          <w:b/>
+        </w:rPr>
+        <w:t>Attendance and Leave Management Modules</w:t>
+      </w:r>
+    </w:p>
+    <w:p>
+      <w:r>
+        <w:rPr>
+          <w:b w:val="0"/>
+        </w:rPr>
+        <w:t>The Attendance Management module (admin?tab=attendance) enables administrators to record and review daily attendance for both drivers and employees. Each attendance record captures the staff member's status (Present, Absent, Late, or On Leave) for a given date, along with optional notes. The module provides summary statistics and a filterable, paginated table view.</w:t>
+      </w:r>
+    </w:p>
+    <w:p>
+      <w:r>
+        <w:rPr>
+          <w:b w:val="0"/>
+        </w:rPr>
+        <w:t>The Leave Request Management module (admin?tab=leave-requests) implements a full leave approval workflow. Administrators can create leave requests on behalf of staff and review pending requests with Approve or Reject actions. The module features a dual-view interface: a paginated table view for bulk operations, and a monthly calendar view that renders approved and pending leave periods as color-coded horizontal bars across day cells (amber=Pending, emerald=Approved, red=Rejected). Clicking a calendar day opens a detail side panel listing all staff on leave that day, with quick-action Approve/Reject buttons for pending requests. The calendar supports month navigation and highlights today's date.</w:t>
+      </w:r>
+    </w:p>
+    <w:p>
+      <w:r>
+        <w:rPr>
+          <w:b/>
+        </w:rPr>
+        <w:t>Route Stops and Pricing Rules Modules</w:t>
+      </w:r>
+    </w:p>
+    <w:p>
+      <w:r>
+        <w:rPr>
+          <w:b w:val="0"/>
+        </w:rPr>
+        <w:t>The Route Stops module (admin?tab=route-stops) allows administrators to define ordered intermediate stops along each route — for example, a Phnom Penh to Siem Reap route may include stops at Kampong Kdei and Stueng Saen. Each stop records its name, sequence number, and estimated travel time from the departure terminal. These stops are presented to passengers during booking as boarding and dropping point options and are stored in the Booking document.</w:t>
+      </w:r>
+    </w:p>
+    <w:p>
+      <w:r>
+        <w:rPr>
+          <w:b w:val="0"/>
+        </w:rPr>
+        <w:t>The Pricing Rules module (admin?tab=pricing-rules) enables administrators to configure seasonal and event-based price multipliers. Each rule specifies a name (e.g., "Khmer New Year Peak"), a date range, and a multiplier value (e.g., 1.5 for a 50% markup). When a passenger searches for buses within an active rule's date range, the system applies the multiplier to the base price per seat.</w:t>
+      </w:r>
+    </w:p>
+    <w:p>
       <w:pPr>
         <w:spacing w:before="400"/>
       </w:pPr>
@@ -15050,6 +16388,22 @@
           <w:color w:val="3D3D3D"/>
         </w:rPr>
         <w:t xml:space="preserve"> A collapsible navigation sidebar with searchable menu items, section grouping with color-coded dots, and a user profile card at the bottom showing the admin's name, email, role badge, and quick-access buttons for Profile and Sign Out.</w:t>
+      </w:r>
+    </w:p>
+    <w:p>
+      <w:r>
+        <w:rPr>
+          <w:b w:val="0"/>
+        </w:rPr>
+        <w:t>Admin Analytics Dashboard: The overview tab was upgraded from a basic line chart to an AreaChart (Recharts) with SVG linearGradient fills, giving booking count and revenue trend lines a shaded-mountain appearance. Horizontal-only grid lines and a dashed crosshair cursor provide a clean, minimal look. Donut charts for bus type and booking status use a side-by-side layout with a custom legend list rather than Recharts' built-in legend.</w:t>
+      </w:r>
+    </w:p>
+    <w:p>
+      <w:r>
+        <w:rPr>
+          <w:b w:val="0"/>
+        </w:rPr>
+        <w:t>User Dashboard: The passenger dashboard was redesigned from a long single-column scrolling page into a tab-based layout (components/dashboard/dashboard-client.tsx). A compact hero strip shows the user's avatar, name, and inline stat pills (total trips, confirmed count, total spend, loyalty points). Three tabs — My Trips, Loyalty, and Waitlist — toggle content without page scroll. Booking entries are rendered as compact rows (~52 px) with click-to-expand detail, reducing the visible footprint from multi-screen scrolling to a single-screen layout.</w:t>
       </w:r>
     </w:p>
     <w:p>
@@ -17091,6 +18445,318 @@
           </w:p>
         </w:tc>
       </w:tr>
+      <w:tr>
+        <w:tc>
+          <w:tcPr>
+            <w:tcW w:type="dxa" w:w="583"/>
+          </w:tcPr>
+          <w:p>
+            <w:r>
+              <w:t>TC-16</w:t>
+            </w:r>
+          </w:p>
+        </w:tc>
+        <w:tc>
+          <w:tcPr>
+            <w:tcW w:type="dxa" w:w="1967"/>
+          </w:tcPr>
+          <w:p>
+            <w:r>
+              <w:t>Record staff attendance</w:t>
+            </w:r>
+          </w:p>
+        </w:tc>
+        <w:tc>
+          <w:tcPr>
+            <w:tcW w:type="dxa" w:w="3715"/>
+          </w:tcPr>
+          <w:p>
+            <w:r>
+              <w:t>Mark Driver A as Present for 2026-07-10</w:t>
+            </w:r>
+          </w:p>
+        </w:tc>
+        <w:tc>
+          <w:tcPr>
+            <w:tcW w:type="dxa" w:w="3625"/>
+          </w:tcPr>
+          <w:p>
+            <w:r>
+              <w:t>Attendance record saved; visible in attendance list</w:t>
+            </w:r>
+          </w:p>
+        </w:tc>
+        <w:tc>
+          <w:tcPr>
+            <w:tcW w:type="dxa" w:w="565"/>
+          </w:tcPr>
+          <w:p>
+            <w:r>
+              <w:t>PASS</w:t>
+            </w:r>
+          </w:p>
+        </w:tc>
+      </w:tr>
+      <w:tr>
+        <w:tc>
+          <w:tcPr>
+            <w:tcW w:type="dxa" w:w="583"/>
+          </w:tcPr>
+          <w:p>
+            <w:r>
+              <w:t>TC-17</w:t>
+            </w:r>
+          </w:p>
+        </w:tc>
+        <w:tc>
+          <w:tcPr>
+            <w:tcW w:type="dxa" w:w="1967"/>
+          </w:tcPr>
+          <w:p>
+            <w:r>
+              <w:t>Create leave request</w:t>
+            </w:r>
+          </w:p>
+        </w:tc>
+        <w:tc>
+          <w:tcPr>
+            <w:tcW w:type="dxa" w:w="3715"/>
+          </w:tcPr>
+          <w:p>
+            <w:r>
+              <w:t>Submit Annual leave for Employee B: 2026-07-15 to 2026-07-18</w:t>
+            </w:r>
+          </w:p>
+        </w:tc>
+        <w:tc>
+          <w:tcPr>
+            <w:tcW w:type="dxa" w:w="3625"/>
+          </w:tcPr>
+          <w:p>
+            <w:r>
+              <w:t>LeaveRequest created with status Pending; period appears in calendar</w:t>
+            </w:r>
+          </w:p>
+        </w:tc>
+        <w:tc>
+          <w:tcPr>
+            <w:tcW w:type="dxa" w:w="565"/>
+          </w:tcPr>
+          <w:p>
+            <w:r>
+              <w:t>PASS</w:t>
+            </w:r>
+          </w:p>
+        </w:tc>
+      </w:tr>
+      <w:tr>
+        <w:tc>
+          <w:tcPr>
+            <w:tcW w:type="dxa" w:w="583"/>
+          </w:tcPr>
+          <w:p>
+            <w:r>
+              <w:t>TC-18</w:t>
+            </w:r>
+          </w:p>
+        </w:tc>
+        <w:tc>
+          <w:tcPr>
+            <w:tcW w:type="dxa" w:w="1967"/>
+          </w:tcPr>
+          <w:p>
+            <w:r>
+              <w:t>Approve leave request</w:t>
+            </w:r>
+          </w:p>
+        </w:tc>
+        <w:tc>
+          <w:tcPr>
+            <w:tcW w:type="dxa" w:w="3715"/>
+          </w:tcPr>
+          <w:p>
+            <w:r>
+              <w:t>Admin clicks Approve on TC-17 leave request</w:t>
+            </w:r>
+          </w:p>
+        </w:tc>
+        <w:tc>
+          <w:tcPr>
+            <w:tcW w:type="dxa" w:w="3625"/>
+          </w:tcPr>
+          <w:p>
+            <w:r>
+              <w:t>Status updated to Approved; calendar bar changes to emerald green</w:t>
+            </w:r>
+          </w:p>
+        </w:tc>
+        <w:tc>
+          <w:tcPr>
+            <w:tcW w:type="dxa" w:w="565"/>
+          </w:tcPr>
+          <w:p>
+            <w:r>
+              <w:t>PASS</w:t>
+            </w:r>
+          </w:p>
+        </w:tc>
+      </w:tr>
+      <w:tr>
+        <w:tc>
+          <w:tcPr>
+            <w:tcW w:type="dxa" w:w="583"/>
+          </w:tcPr>
+          <w:p>
+            <w:r>
+              <w:t>TC-19</w:t>
+            </w:r>
+          </w:p>
+        </w:tc>
+        <w:tc>
+          <w:tcPr>
+            <w:tcW w:type="dxa" w:w="1967"/>
+          </w:tcPr>
+          <w:p>
+            <w:r>
+              <w:t>Leave calendar day selection</w:t>
+            </w:r>
+          </w:p>
+        </w:tc>
+        <w:tc>
+          <w:tcPr>
+            <w:tcW w:type="dxa" w:w="3715"/>
+          </w:tcPr>
+          <w:p>
+            <w:r>
+              <w:t>Click 2026-07-16 in calendar view</w:t>
+            </w:r>
+          </w:p>
+        </w:tc>
+        <w:tc>
+          <w:tcPr>
+            <w:tcW w:type="dxa" w:w="3625"/>
+          </w:tcPr>
+          <w:p>
+            <w:r>
+              <w:t>Day detail panel shows Employee B on approved Annual leave</w:t>
+            </w:r>
+          </w:p>
+        </w:tc>
+        <w:tc>
+          <w:tcPr>
+            <w:tcW w:type="dxa" w:w="565"/>
+          </w:tcPr>
+          <w:p>
+            <w:r>
+              <w:t>PASS</w:t>
+            </w:r>
+          </w:p>
+        </w:tc>
+      </w:tr>
+      <w:tr>
+        <w:tc>
+          <w:tcPr>
+            <w:tcW w:type="dxa" w:w="583"/>
+          </w:tcPr>
+          <w:p>
+            <w:r>
+              <w:t>TC-20</w:t>
+            </w:r>
+          </w:p>
+        </w:tc>
+        <w:tc>
+          <w:tcPr>
+            <w:tcW w:type="dxa" w:w="1967"/>
+          </w:tcPr>
+          <w:p>
+            <w:r>
+              <w:t>Add route stop</w:t>
+            </w:r>
+          </w:p>
+        </w:tc>
+        <w:tc>
+          <w:tcPr>
+            <w:tcW w:type="dxa" w:w="3715"/>
+          </w:tcPr>
+          <w:p>
+            <w:r>
+              <w:t>Add stop: Kampong Kdei, sequence 1, on Phnom Penh→Siem Reap route</w:t>
+            </w:r>
+          </w:p>
+        </w:tc>
+        <w:tc>
+          <w:tcPr>
+            <w:tcW w:type="dxa" w:w="3625"/>
+          </w:tcPr>
+          <w:p>
+            <w:r>
+              <w:t>Stop saved; appears in boarding stop options during booking</w:t>
+            </w:r>
+          </w:p>
+        </w:tc>
+        <w:tc>
+          <w:tcPr>
+            <w:tcW w:type="dxa" w:w="565"/>
+          </w:tcPr>
+          <w:p>
+            <w:r>
+              <w:t>PASS</w:t>
+            </w:r>
+          </w:p>
+        </w:tc>
+      </w:tr>
+      <w:tr>
+        <w:tc>
+          <w:tcPr>
+            <w:tcW w:type="dxa" w:w="583"/>
+          </w:tcPr>
+          <w:p>
+            <w:r>
+              <w:t>TC-21</w:t>
+            </w:r>
+          </w:p>
+        </w:tc>
+        <w:tc>
+          <w:tcPr>
+            <w:tcW w:type="dxa" w:w="1967"/>
+          </w:tcPr>
+          <w:p>
+            <w:r>
+              <w:t>Apply pricing rule</w:t>
+            </w:r>
+          </w:p>
+        </w:tc>
+        <w:tc>
+          <w:tcPr>
+            <w:tcW w:type="dxa" w:w="3715"/>
+          </w:tcPr>
+          <w:p>
+            <w:r>
+              <w:t>Create rule: Khmer New Year ×1.5, Apr 13–15 2026</w:t>
+            </w:r>
+          </w:p>
+        </w:tc>
+        <w:tc>
+          <w:tcPr>
+            <w:tcW w:type="dxa" w:w="3625"/>
+          </w:tcPr>
+          <w:p>
+            <w:r>
+              <w:t>Bus search on Apr 14 shows price ×1.5 of base fare</w:t>
+            </w:r>
+          </w:p>
+        </w:tc>
+        <w:tc>
+          <w:tcPr>
+            <w:tcW w:type="dxa" w:w="565"/>
+          </w:tcPr>
+          <w:p>
+            <w:r>
+              <w:t>PASS</w:t>
+            </w:r>
+          </w:p>
+        </w:tc>
+      </w:tr>
     </w:tbl>
     <w:p>
       <w:pPr>
@@ -19064,15 +20730,15 @@
         <w:rPr>
           <w:color w:val="3D3D3D"/>
         </w:rPr>
-        <w:t>, Resend, and Twilio. The architecture follows a clean three-tier design with clear separation between the presentation layer, application layer, and data layer. Twenty-four MongoDB collections were designed to cover all aspects of bus operations, including fleet management, human resources, loyalty programs, and analytics.</w:t>
-      </w:r>
-    </w:p>
-    <w:p>
-      <w:r>
-        <w:rPr>
-          <w:color w:val="3D3D3D"/>
-        </w:rPr>
-        <w:t>All fifteen functional test cases passed successfully. Security testing confirmed that the system correctly enforces authentication, role-based access control, and payment signature verification. The system demonstrates that a full-featured, production-ready bus booking platform can be built using open-source technologies and cloud services within an academic project timeline.</w:t>
+        <w:t>, Resend, and Twilio. The architecture follows a clean three-tier design with clear separation between the presentation layer, application layer, and data layer. Twenty-eight MongoDB collections were designed to cover all aspects of bus operations, including fleet management, human resources, staff attendance, leave management, route stop configuration, seasonal pricing rules, loyalty programs, and analytics.</w:t>
+      </w:r>
+    </w:p>
+    <w:p>
+      <w:r>
+        <w:rPr>
+          <w:color w:val="3D3D3D"/>
+        </w:rPr>
+        <w:t>All twenty-one functional test cases passed successfully. Security testing confirmed that the system correctly enforces authentication, role-based access control, and payment signature verification. New administrative modules — staff attendance tracking, leave request management with a monthly calendar view, route stop configuration, and seasonal pricing rules — were implemented and tested, further expanding the system's operational capabilities. The system demonstrates that a full-featured, production-ready bus booking platform can be built using open-source technologies and cloud services within an academic project timeline.</w:t>
       </w:r>
     </w:p>
     <w:p>
